--- a/Documents/第1章.docx
+++ b/Documents/第1章.docx
@@ -25,59 +25,241 @@
       </w:r>
     </w:p>
     <w:p>
-      <w:r>
-        <w:t>隨著全球高齡化社會的來臨，科技與日常生活的結合變得密不可分。然而，現今市面上的主流通訊軟體與應用程式，多半是針對年輕或具備一定數位能力的使用者所設計。繁雜的介面、細小的文字以及過度依賴鍵盤輸入的互動方式，無形中為長者建立了一道難以跨越的數位鴻溝，使得他們在獲取資訊與維持社交聯繫上遭遇諸多阻礙。</w:t>
-      </w:r>
-    </w:p>
-    <w:p>
-      <w:r>
-        <w:t>為了解決上述的數位落差現象，開發一款真正貼近長者需求的系統顯得格外重要。現代化的資訊技術，如成熟的語音處理技術與簡潔的跨平台介面設計，為改善長者的數位體驗提供了契機。在這樣的時代背景下，如何運用科技建立一個無障礙的溝通與服務橋樑，成為當前軟體開發領域中一個極具社會價值的核心議題。</w:t>
+      <w:pPr>
+        <w:ind w:firstLine="480"/>
+      </w:pPr>
+      <w:r>
+        <w:rPr>
+          <w:rFonts w:hint="eastAsia"/>
+        </w:rPr>
+        <w:t>在</w:t>
+      </w:r>
+      <w:r>
+        <w:rPr>
+          <w:rFonts w:hint="eastAsia"/>
+        </w:rPr>
+        <w:t>AI</w:t>
+      </w:r>
+      <w:r>
+        <w:rPr>
+          <w:rFonts w:hint="eastAsia"/>
+        </w:rPr>
+        <w:t>日益興盛且進展迅速的時代，</w:t>
+      </w:r>
+      <w:r>
+        <w:rPr>
+          <w:rFonts w:hint="eastAsia"/>
+        </w:rPr>
+        <w:t>AI</w:t>
+      </w:r>
+      <w:r>
+        <w:t>科技與</w:t>
+      </w:r>
+      <w:r>
+        <w:rPr>
+          <w:rFonts w:hint="eastAsia"/>
+        </w:rPr>
+        <w:t>逐漸與</w:t>
+      </w:r>
+      <w:r>
+        <w:t>日常生活結合</w:t>
+      </w:r>
+      <w:r>
+        <w:rPr>
+          <w:rFonts w:hint="eastAsia"/>
+        </w:rPr>
+        <w:t>，除了科技業以外，也逐漸被廣泛運用在工業、影視業、服務業、醫療業等等</w:t>
+      </w:r>
+      <w:r>
+        <w:t>。然而，現今市面上的</w:t>
+      </w:r>
+      <w:r>
+        <w:rPr>
+          <w:rFonts w:hint="eastAsia"/>
+        </w:rPr>
+        <w:t>具備</w:t>
+      </w:r>
+      <w:r>
+        <w:rPr>
+          <w:rFonts w:hint="eastAsia"/>
+        </w:rPr>
+        <w:t>AI</w:t>
+      </w:r>
+      <w:r>
+        <w:rPr>
+          <w:rFonts w:hint="eastAsia"/>
+        </w:rPr>
+        <w:t>輔助功能的</w:t>
+      </w:r>
+      <w:r>
+        <w:t>應用程式，多半是針對年輕或具備一定數位能力的使用者所設計。</w:t>
+      </w:r>
+      <w:r>
+        <w:t>隨著全球高齡化社會的來臨，</w:t>
+      </w:r>
+      <w:r>
+        <w:rPr>
+          <w:rFonts w:hint="eastAsia"/>
+        </w:rPr>
+        <w:t>年輕世代也不再是數位科技軟硬體的唯一受眾，而複雜</w:t>
+      </w:r>
+      <w:r>
+        <w:t>的介面</w:t>
+      </w:r>
+      <w:r>
+        <w:rPr>
+          <w:rFonts w:hint="eastAsia"/>
+        </w:rPr>
+        <w:t>與難以理解的操作</w:t>
+      </w:r>
+      <w:r>
+        <w:t>方式，無形中為長者建立了一道難以跨越的數位鴻溝，使得</w:t>
+      </w:r>
+      <w:r>
+        <w:t>他們</w:t>
+      </w:r>
+      <w:r>
+        <w:rPr>
+          <w:rFonts w:hint="eastAsia"/>
+        </w:rPr>
+        <w:t>難以跟進時代潮流，並</w:t>
+      </w:r>
+      <w:r>
+        <w:t>在獲取</w:t>
+      </w:r>
+      <w:r>
+        <w:rPr>
+          <w:rFonts w:hint="eastAsia"/>
+        </w:rPr>
+        <w:t>即時外界</w:t>
+      </w:r>
+      <w:r>
+        <w:t>資訊與維持社交聯繫上遭遇諸多阻礙。</w:t>
       </w:r>
     </w:p>
     <w:p>
       <w:pPr>
-        <w:rPr>
-          <w:b/>
-          <w:bCs/>
-        </w:rPr>
+        <w:ind w:firstLine="480"/>
       </w:pPr>
       <w:r>
-        <w:rPr>
-          <w:b/>
-          <w:bCs/>
-        </w:rPr>
-        <w:t xml:space="preserve">1-2 </w:t>
-      </w:r>
-      <w:r>
-        <w:rPr>
-          <w:b/>
-          <w:bCs/>
-        </w:rPr>
-        <w:t>動機</w:t>
-      </w:r>
-    </w:p>
-    <w:p>
-      <w:r>
-        <w:t>本專案的開發動機，源自於觀察到許多長輩在面對智慧型手機時所產生的挫折感。由於視力退化或對科技產品感到陌生，他們往往難以順暢地使用傳統介面進行溝通。我們意識到，「語音」才是人類最自然、</w:t>
-      </w:r>
-      <w:proofErr w:type="gramStart"/>
-      <w:r>
-        <w:t>最</w:t>
-      </w:r>
-      <w:proofErr w:type="gramEnd"/>
-      <w:r>
-        <w:t>直覺的交流方式。若能打造一個以語音與直覺操作為核心的應用系統，將能大幅降低長者的學習成本與使用門檻。</w:t>
-      </w:r>
-    </w:p>
-    <w:p>
-      <w:r>
-        <w:t>因此，我們決定著手開發「</w:t>
-      </w:r>
-      <w:r>
-        <w:t>Uban</w:t>
-      </w:r>
-      <w:r>
-        <w:t>」系統，期望透過自身的資訊技術能力，為長者量身打造一個友善的數位空間。這份動機不僅是為了解決技術上的痛點，更是出於對高齡族群的關懷與同理。我們希望科技不再是冷冰冰的工具，而是能夠真正帶來溫暖、拉近人與人之間距離的實用媒介。</w:t>
+        <w:t>為了解決上述的</w:t>
+      </w:r>
+      <w:r>
+        <w:rPr>
+          <w:rFonts w:hint="eastAsia"/>
+        </w:rPr>
+        <w:t>問題</w:t>
+      </w:r>
+      <w:r>
+        <w:t>，開發一款</w:t>
+      </w:r>
+      <w:r>
+        <w:rPr>
+          <w:rFonts w:hint="eastAsia"/>
+        </w:rPr>
+        <w:t>讓</w:t>
+      </w:r>
+      <w:r>
+        <w:t>長者</w:t>
+      </w:r>
+      <w:r>
+        <w:rPr>
+          <w:rFonts w:hint="eastAsia"/>
+        </w:rPr>
+        <w:t>易於操作且符合長者需求</w:t>
+      </w:r>
+      <w:r>
+        <w:t>的系統顯得格外重要。現代化的資訊技術如語音處理技術與簡潔的跨平台介面設計，</w:t>
+      </w:r>
+      <w:r>
+        <w:rPr>
+          <w:rFonts w:hint="eastAsia"/>
+        </w:rPr>
+        <w:t>與目前最為強大的</w:t>
+      </w:r>
+      <w:r>
+        <w:rPr>
+          <w:rFonts w:hint="eastAsia"/>
+        </w:rPr>
+        <w:t>AI</w:t>
+      </w:r>
+      <w:r>
+        <w:rPr>
+          <w:rFonts w:hint="eastAsia"/>
+        </w:rPr>
+        <w:t>技術整合，能使</w:t>
+      </w:r>
+      <w:r>
+        <w:rPr>
+          <w:rFonts w:hint="eastAsia"/>
+        </w:rPr>
+        <w:t>AI</w:t>
+      </w:r>
+      <w:r>
+        <w:rPr>
+          <w:rFonts w:hint="eastAsia"/>
+        </w:rPr>
+        <w:t>代為處理較複雜的操作流程同時，還仍然能為長者獲取與其他受眾一般無二的資訊，給了</w:t>
+      </w:r>
+      <w:r>
+        <w:t>改善長者的數位體驗提供了</w:t>
+      </w:r>
+      <w:r>
+        <w:rPr>
+          <w:rFonts w:hint="eastAsia"/>
+        </w:rPr>
+        <w:t>完美的</w:t>
+      </w:r>
+      <w:r>
+        <w:t>契機。在這樣的時代背景下，如何運用</w:t>
+      </w:r>
+      <w:r>
+        <w:rPr>
+          <w:rFonts w:hint="eastAsia"/>
+        </w:rPr>
+        <w:t>AI</w:t>
+      </w:r>
+      <w:r>
+        <w:rPr>
+          <w:rFonts w:hint="eastAsia"/>
+        </w:rPr>
+        <w:t>結合資訊</w:t>
+      </w:r>
+      <w:r>
+        <w:t>科技建立一個</w:t>
+      </w:r>
+      <w:r>
+        <w:rPr>
+          <w:rFonts w:hint="eastAsia"/>
+        </w:rPr>
+        <w:t>所有</w:t>
+      </w:r>
+      <w:r>
+        <w:rPr>
+          <w:rFonts w:hint="eastAsia"/>
+        </w:rPr>
+        <w:t>使用者友善的</w:t>
+      </w:r>
+      <w:r>
+        <w:t>服務，</w:t>
+      </w:r>
+      <w:r>
+        <w:rPr>
+          <w:rFonts w:hint="eastAsia"/>
+        </w:rPr>
+        <w:t>使得專注於為老年群體開發系統時，仍然能不失為年輕大眾帶來的價值，</w:t>
+      </w:r>
+      <w:r>
+        <w:t>成為當前軟體開發領域中一個極具社會價值的</w:t>
+      </w:r>
+      <w:r>
+        <w:rPr>
+          <w:rFonts w:hint="eastAsia"/>
+        </w:rPr>
+        <w:t>重要</w:t>
+      </w:r>
+      <w:r>
+        <w:t>議題。</w:t>
       </w:r>
     </w:p>
     <w:p>
@@ -92,36 +274,96 @@
           <w:b/>
           <w:bCs/>
         </w:rPr>
-        <w:t xml:space="preserve">1-3 </w:t>
+        <w:t xml:space="preserve">1-2 </w:t>
       </w:r>
       <w:r>
         <w:rPr>
           <w:b/>
           <w:bCs/>
         </w:rPr>
-        <w:t>系統目的與目標</w:t>
+        <w:t>動機</w:t>
       </w:r>
     </w:p>
     <w:p>
       <w:r>
-        <w:t>「</w:t>
-      </w:r>
-      <w:r>
-        <w:t>Uban</w:t>
-      </w:r>
-      <w:r>
-        <w:t>」系統的主要目的，在於建構一個專為長者設計的無障礙互動平台。本系統旨在打破傳統文字介面的限制，透過整合直覺的行動裝置前端介面與穩定的後端架構，提供以語音訊息為主軸的交流體驗。我們期望能讓使用者在不需要繁複學習的情況下，也能輕鬆與家人朋友保持聯繫，享受數位科技帶來的便利。</w:t>
+        <w:t>本專案的開發動機，源自於觀察到許多長輩在面對智慧型手機時所產生的挫折感。</w:t>
+      </w:r>
+      <w:r>
+        <w:rPr>
+          <w:rFonts w:hint="eastAsia"/>
+        </w:rPr>
+        <w:t>除了受以往的價值觀限制外，年齡提升造成的器官、精神退化如老花眼、</w:t>
+      </w:r>
+      <w:r>
+        <w:rPr>
+          <w:rFonts w:hint="eastAsia"/>
+        </w:rPr>
+        <w:t>記憶衰退、</w:t>
+      </w:r>
+      <w:r>
+        <w:rPr>
+          <w:rFonts w:hint="eastAsia"/>
+        </w:rPr>
+        <w:t>注意力不集中</w:t>
+      </w:r>
+      <w:r>
+        <w:rPr>
+          <w:rFonts w:hint="eastAsia"/>
+        </w:rPr>
+        <w:t>，</w:t>
+      </w:r>
+      <w:r>
+        <w:t>或對科技產品感到陌生，</w:t>
+      </w:r>
+      <w:r>
+        <w:rPr>
+          <w:rFonts w:hint="eastAsia"/>
+        </w:rPr>
+        <w:t>使得</w:t>
+      </w:r>
+      <w:r>
+        <w:rPr>
+          <w:rFonts w:hint="eastAsia"/>
+        </w:rPr>
+        <w:t>一般應用軟體</w:t>
+      </w:r>
+      <w:r>
+        <w:rPr>
+          <w:rFonts w:hint="eastAsia"/>
+        </w:rPr>
+        <w:t>的介面設計難以</w:t>
+      </w:r>
+      <w:r>
+        <w:t>順暢</w:t>
+      </w:r>
+      <w:r>
+        <w:rPr>
+          <w:rFonts w:hint="eastAsia"/>
+        </w:rPr>
+        <w:t>能讓老年群體</w:t>
+      </w:r>
+      <w:r>
+        <w:t>使用。我們意識到，「語音」才是人類最自然、最直覺的交流方式。若能打造一個以語音與直覺操作為核心的應用系統，將能大幅降低長者的學習成本與使用門檻</w:t>
+      </w:r>
+      <w:r>
+        <w:rPr>
+          <w:rFonts w:hint="eastAsia"/>
+        </w:rPr>
+        <w:t>，同時以老年照護作為核心主題，為長者的家屬提供足夠的使用契機與動力，以滿足一個家庭中家屬與長者的雙端需求</w:t>
+      </w:r>
+      <w:r>
+        <w:t>。</w:t>
       </w:r>
     </w:p>
     <w:p>
       <w:r>
-        <w:t>在具體目標方面，首先是打造極簡化、高易用性的專屬操作介面，確保長者能獨立且順暢地使用各項功能；其次，則是建立穩定且具備擴充性的後端架構與資料庫管理機制，妥善處理語音與資料的儲存，保障訊息傳遞的即時性與安全性。最終目標是讓「</w:t>
+        <w:t>因此，我們決定著手開發「</w:t>
       </w:r>
       <w:r>
         <w:t>Uban</w:t>
       </w:r>
       <w:r>
-        <w:t>」不僅成為一個實用的工具，更能成為促進長者社會參與的輔助系統。</w:t>
+        <w:t>」系統，期望透過自身的資訊技術能力，為長者量身打造一個友善的數位空間。這份動機不僅是為了解決技術上的痛點，更是出於對高齡族群的關懷與同理。我們希望科技不再是冷冰冰的工具，而是能夠真正帶來溫暖、拉近人與人之間距離的實用媒介。</w:t>
       </w:r>
     </w:p>
     <w:p>
@@ -136,29 +378,73 @@
           <w:b/>
           <w:bCs/>
         </w:rPr>
-        <w:t xml:space="preserve">1-4 </w:t>
+        <w:t xml:space="preserve">1-3 </w:t>
       </w:r>
       <w:r>
         <w:rPr>
           <w:b/>
           <w:bCs/>
         </w:rPr>
-        <w:t>預期成果</w:t>
+        <w:t>系統目的與目標</w:t>
       </w:r>
     </w:p>
     <w:p>
       <w:r>
+        <w:t>「</w:t>
+      </w:r>
+      <w:r>
+        <w:t>Uban</w:t>
+      </w:r>
+      <w:r>
+        <w:t>」系統的主要目的，在於建構一個專為長者設計的無障礙互動平台。本系統旨在打破傳統文字介面的限制，透過整合直覺的行動裝置前端介面與穩定的後端架構，提供以語音訊息為主軸的交流體驗。我們期望能讓使用者在不需要繁複學習的情況下，也能輕鬆與家人朋友保持聯繫，享受數位科技帶來的便利。</w:t>
+      </w:r>
+    </w:p>
+    <w:p>
+      <w:r>
+        <w:t>在具體目標方面，首先是打造極簡化、高易用性的專屬操作介面，確保長者能獨立且順暢地使用各項功能；其次，則是建立穩定且具備擴充性的後端架構與資料庫管理機制，妥善處理</w:t>
+      </w:r>
+      <w:r>
+        <w:lastRenderedPageBreak/>
+        <w:t>語音與資料的儲存，保障訊息傳遞的即時性與安全性。最終目標是讓「</w:t>
+      </w:r>
+      <w:r>
+        <w:t>Uban</w:t>
+      </w:r>
+      <w:r>
+        <w:t>」不僅成為一個實用的工具，更能成為促進長者社會參與的輔助系統。</w:t>
+      </w:r>
+    </w:p>
+    <w:p>
+      <w:pPr>
+        <w:rPr>
+          <w:b/>
+          <w:bCs/>
+        </w:rPr>
+      </w:pPr>
+      <w:r>
+        <w:rPr>
+          <w:b/>
+          <w:bCs/>
+        </w:rPr>
+        <w:t xml:space="preserve">1-4 </w:t>
+      </w:r>
+      <w:r>
+        <w:rPr>
+          <w:b/>
+          <w:bCs/>
+        </w:rPr>
+        <w:t>預期成果</w:t>
+      </w:r>
+    </w:p>
+    <w:p>
+      <w:r>
         <w:t>在技術層面上，本專案預期將產出一套完整且可實際運作的「</w:t>
       </w:r>
       <w:r>
         <w:t>Uban</w:t>
       </w:r>
       <w:r>
-        <w:t>」系統。該系統將包含流暢的行動裝置應用程式，以及能穩定處理大量語音數據存取的後端伺服器架構。我們期望</w:t>
-      </w:r>
-      <w:r>
-        <w:lastRenderedPageBreak/>
-        <w:t>這套系統能在實際的裝置上展現出優異的效能與友善的操作體驗，證明此軟硬體整合架構的可行性與穩定度。</w:t>
+        <w:t>」系統。該系統將包含流暢的行動裝置應用程式，以及能穩定處理大量語音數據存取的後端伺服器架構。我們期望這套系統能在實際的裝置上展現出優異的效能與友善的操作體驗，證明此軟硬體整合架構的可行性與穩定度。</w:t>
       </w:r>
     </w:p>
     <w:p>
@@ -789,6 +1075,7 @@
   <w:style w:type="character" w:default="1" w:styleId="a0">
     <w:name w:val="Default Paragraph Font"/>
     <w:uiPriority w:val="1"/>
+    <w:semiHidden/>
     <w:unhideWhenUsed/>
   </w:style>
   <w:style w:type="table" w:default="1" w:styleId="a1">
